--- a/rapports/16_02_2026/THIMBANE/coh_EQ38_sup_022201010012.docx
+++ b/rapports/16_02_2026/THIMBANE/coh_EQ38_sup_022201010012.docx
@@ -25,7 +25,7 @@
         <w:br/>
         <w:t>Grappe: 022201010012</w:t>
         <w:br/>
-        <w:t>Date: 16/02/2026 a 12:41</w:t>
+        <w:t>Date: 16/02/2026 a 12:58</w:t>
       </w:r>
     </w:p>
     <w:p/>

--- a/rapports/16_02_2026/THIMBANE/coh_EQ38_sup_022201010012.docx
+++ b/rapports/16_02_2026/THIMBANE/coh_EQ38_sup_022201010012.docx
@@ -25,7 +25,7 @@
         <w:br/>
         <w:t>Grappe: 022201010012</w:t>
         <w:br/>
-        <w:t>Date: 16/02/2026 a 12:58</w:t>
+        <w:t>Date: 16/02/2026 a 13:05</w:t>
       </w:r>
     </w:p>
     <w:p/>
@@ -119,7 +119,7 @@
           </w:tcPr>
           <w:p>
             <w:r>
-              <w:t>26</w:t>
+              <w:t>25</w:t>
             </w:r>
           </w:p>
         </w:tc>
@@ -283,39 +283,7 @@
           </w:tcPr>
           <w:p>
             <w:r>
-              <w:t>10</w:t>
-            </w:r>
-          </w:p>
-        </w:tc>
-      </w:tr>
-      <w:tr>
-        <w:tc>
-          <w:tcPr>
-            <w:tcW w:type="dxa" w:w="3324"/>
-          </w:tcPr>
-          <w:p>
-            <w:r>
-              <w:t>Section14</w:t>
-            </w:r>
-          </w:p>
-        </w:tc>
-        <w:tc>
-          <w:tcPr>
-            <w:tcW w:type="dxa" w:w="3324"/>
-          </w:tcPr>
-          <w:p>
-            <w:r>
-              <w:t>Chocs</w:t>
-            </w:r>
-          </w:p>
-        </w:tc>
-        <w:tc>
-          <w:tcPr>
-            <w:tcW w:type="dxa" w:w="3324"/>
-          </w:tcPr>
-          <w:p>
-            <w:r>
-              <w:t>9</w:t>
+              <w:t>11</w:t>
             </w:r>
           </w:p>
         </w:tc>
@@ -455,7 +423,7 @@
           </w:tcPr>
           <w:p>
             <w:r>
-              <w:t>Section3</w:t>
+              <w:t>Section14</w:t>
             </w:r>
           </w:p>
         </w:tc>
@@ -465,7 +433,39 @@
           </w:tcPr>
           <w:p>
             <w:r>
-              <w:t>Sante</w:t>
+              <w:t>Chocs</w:t>
+            </w:r>
+          </w:p>
+        </w:tc>
+        <w:tc>
+          <w:tcPr>
+            <w:tcW w:type="dxa" w:w="3324"/>
+          </w:tcPr>
+          <w:p>
+            <w:r>
+              <w:t>6</w:t>
+            </w:r>
+          </w:p>
+        </w:tc>
+      </w:tr>
+      <w:tr>
+        <w:tc>
+          <w:tcPr>
+            <w:tcW w:type="dxa" w:w="3324"/>
+          </w:tcPr>
+          <w:p>
+            <w:r>
+              <w:t>Section0</w:t>
+            </w:r>
+          </w:p>
+        </w:tc>
+        <w:tc>
+          <w:tcPr>
+            <w:tcW w:type="dxa" w:w="3324"/>
+          </w:tcPr>
+          <w:p>
+            <w:r>
+              <w:t>Identification et renseignements de controle</w:t>
             </w:r>
           </w:p>
         </w:tc>
@@ -487,7 +487,7 @@
           </w:tcPr>
           <w:p>
             <w:r>
-              <w:t>Section4a</w:t>
+              <w:t>Section3</w:t>
             </w:r>
           </w:p>
         </w:tc>
@@ -497,7 +497,7 @@
           </w:tcPr>
           <w:p>
             <w:r>
-              <w:t>Emploi</w:t>
+              <w:t>Sante</w:t>
             </w:r>
           </w:p>
         </w:tc>
@@ -1360,49 +1360,7 @@
         <w:rPr>
           <w:sz w:val="20"/>
         </w:rPr>
-        <w:t>- Le prix d'achat unitaire (2 Fcfa) de Soumbala (moutarde africaine) en Sachets de taille Petit  est invraisemblable, prière de regarder les reponses prises dans les questions s07bq07a s07bq07b s07bq07c s07bq08 pour mieux corriger. Attention ! Le prix unitaire d'achat (2 Fcfa) de Soumbala (moutarde africaine) en Sachets (Petit) est relativement faible par rapport aux autres prix observés dans cette zone. Prière de corriger ou de confirmer avec le QG.</w:t>
-      </w:r>
-    </w:p>
-    <w:p>
-      <w:r>
-        <w:rPr>
-          <w:b/>
-          <w:color w:val="4672C4"/>
-          <w:sz w:val="22"/>
-        </w:rPr>
-        <w:t>&gt;&gt; Section9b - Depenses non-alimentaires - 7 jours</w:t>
-      </w:r>
-    </w:p>
-    <w:p>
-      <w:pPr>
-        <w:ind w:left="283"/>
-      </w:pPr>
-      <w:r>
-        <w:rPr>
-          <w:sz w:val="20"/>
-        </w:rPr>
-        <w:t>- Il est difficile d'avoir un ménage qui n'a effectué aucune des dépenses mentionnées au cours de 7 derniers jours, prière de revoir la section 9B pour ce ménage.</w:t>
-      </w:r>
-    </w:p>
-    <w:p>
-      <w:r>
-        <w:rPr>
-          <w:b/>
-          <w:color w:val="4672C4"/>
-          <w:sz w:val="22"/>
-        </w:rPr>
-        <w:t>&gt;&gt; Section12 - Actifs du menage</w:t>
-      </w:r>
-    </w:p>
-    <w:p>
-      <w:pPr>
-        <w:ind w:left="283"/>
-      </w:pPr>
-      <w:r>
-        <w:rPr>
-          <w:sz w:val="20"/>
-        </w:rPr>
-        <w:t>- Attention ! Téléphone portable a été achété à 7000 Fcfa est relativement faible par rapport aux autres prix d'achat observés dans cette zone. Prière de corriger ou de confirmer avec le QG.</w:t>
+        <w:t>- Attention ! Le prix unitaire d'achat (100 Fcfa) de Piment frais en Pièce (Moyen) est relativement élevé par rapport aux autres prix observés dans cette zone. Prière de corriger ou de confirmer avec le QG. Attention ! Le prix unitaire d'achat (150 Fcfa) de Concentré de tomate en Sachets industriel (Petit) est relativement élevé par rapport aux autres prix observés dans cette zone. Prière de corriger ou de confirmer avec le QG. Attention ! Le prix unitaire d'achat (200 Fcfa) de Mayonnaise en Sachets (Petit) est relativement élevé par rapport aux autres prix observés dans cette zone. Prière de corriger ou de confirmer avec le QG. Attention ! Le prix unitaire d'achat (200 Fcfa) de Poivron frais en Pièce (Moyen) est relativement élevé par rapport aux autres prix observés dans cette zone. Prière de corriger ou de confirmer avec le QG. Attention ! Le prix unitaire d'achat (200 Fcfa) de Tomate fraîche en Sachets (Moyen) est relativement élevé par rapport aux autres prix observés dans cette zone. Prière de corriger ou de confirmer avec le QG. Attention ! Le prix unitaire d'achat (600 Fcfa) de Huile de soja  en Litre (taille unique) est relativement faible par rapport aux autres prix observés dans cette zone. Prière de corriger ou de confirmer avec le QG. Le prix d'achat unitaire (2 Fcfa) de Soumbala (moutarde africaine) en Sachets de taille Petit  est invraisemblable, prière de regarder les reponses prises dans les questions s07bq07a s07bq07b s07bq07c s07bq08 pour mieux corriger.</w:t>
       </w:r>
     </w:p>
     <w:p>
@@ -1424,27 +1382,6 @@
           <w:sz w:val="20"/>
         </w:rPr>
         <w:t>- L'enquêteur prière de fournir d'effort pour avoir le niveau d'étude et l'âge de celui qui a envoyé/donné de l'argent dans la section 13a (Transfert reçu). L'âge de celui qui a envoyé/donné de l'argent dans la section 13a (Transfert reçu) semble  élévé, prière de corriger ou confirmer ave le QG.</w:t>
-      </w:r>
-    </w:p>
-    <w:p>
-      <w:r>
-        <w:rPr>
-          <w:b/>
-          <w:color w:val="4672C4"/>
-          <w:sz w:val="22"/>
-        </w:rPr>
-        <w:t>&gt;&gt; Section14 - Chocs</w:t>
-      </w:r>
-    </w:p>
-    <w:p>
-      <w:pPr>
-        <w:ind w:left="283"/>
-      </w:pPr>
-      <w:r>
-        <w:rPr>
-          <w:sz w:val="20"/>
-        </w:rPr>
-        <w:t>- Avertissement!! Le ménage n'a été négativement affecté par aucun des problèmes donnés dans la section 14. Confirmez vous cette information avec le QG?</w:t>
       </w:r>
     </w:p>
     <w:p>
@@ -1874,7 +1811,7 @@
         <w:br/>
         <w:t xml:space="preserve">- Peu probable! FATOU SANE  n'arrive pas  à comprendre un petit texte lu dans une langue locale (s02q03). Veuillez corriger ou donner des explications au QG. </w:t>
         <w:br/>
-        <w:t xml:space="preserve">- Peu probable! MAME ROKHAYA ANI DIEDHIOU  n'arrive pas  à comprendre un petit texte lu dans une langue locale (s02q03). Veuillez corriger ou donner des explications au QG. </w:t>
+        <w:t xml:space="preserve">- Peu probable! MAME ROKHAYA ANI DIEDHIOU  n'arrive pas  à comprendre un petit texte lu dans une langue locale (s02q03). Veuillez corriger ou donner des explications au QG. Attention ! Le frais de scolarité (133000 Fcfa) de MAME ROKHAYA ANI DIEDHIOU en 3ème année de Primaire est relativement élevé par rapport aux autres frais de scolarités observés dans cette zone. Prière de corriger ou de confirmer avec le QG. Attention ! Le frais de scolarité (5000 Fcfa) de MAME ROKHAYA ANI DIEDHIOU en 3ème année de Primaire est relativement élevé par rapport aux autres frais de scolarités observés dans cette zone. Prière de corriger ou de confirmer avec le QG. </w:t>
         <w:br/>
         <w:t xml:space="preserve">- Peu probable! MOUSTAPHA DIEDHIOU  n'arrive pas  à comprendre un petit texte lu dans une langue locale (s02q03). Veuillez corriger ou donner des explications au QG. Le montant des frais pour les cahiers et autres matériels scolaires pour l'année scolaire de MOUSTAPHA DIEDHIOU est de 0 FCFA, MOUSTAPHA DIEDHIOU a fait comment pour payer ces cahiers et autres matériels scolaires (SAC, stylo, craie, ardoise, crayon...) ? prière de corriger. Le montant des autres depenses pour l'année scolaire de MOUSTAPHA DIEDHIOU est faible ou élevé. veuillez, s'il vous plait, confirmer ces informations avec le QG ou apporter les corrections nécessaires. </w:t>
         <w:br/>
@@ -1924,8 +1861,6 @@
         <w:rPr>
           <w:sz w:val="20"/>
         </w:rPr>
-        <w:t xml:space="preserve">- Avertissement!!! ABDOU DIEDHIOU enquêté dans l'emploi principale n'a pas declaré son salaire prière de fournir plus d'effort pour lui demander son salire, vous pouvez utiliser des stratégies pour faire une estimation ou demander des conseils au QG. Avertissement!!! ABDOU DIEDHIOU enquêté dans l'emploi principale n'a pas declaré son revenu prière de fournir plus d'effort pour lui demander son revenu, vous pouvez utiliser des stratégies pour faire une estimation ou demander des conseils au QG. </w:t>
-        <w:br/>
         <w:t>- Nombre de mois exercé par FATOU SANE dans l'emploi au cours des 12 derniers mois semble faible, veuillez corriger s'il vous plait ou comfirmer avec le QG.</w:t>
       </w:r>
     </w:p>
@@ -1957,7 +1892,7 @@
           <w:color w:val="4672C4"/>
           <w:sz w:val="22"/>
         </w:rPr>
-        <w:t>&gt;&gt; Section10b - caracteristiques entreprise non agricole</w:t>
+        <w:t>&gt;&gt; Section7b - Consommation alimentaire - 7 jours</w:t>
       </w:r>
     </w:p>
     <w:p>
@@ -1968,7 +1903,7 @@
         <w:rPr>
           <w:sz w:val="20"/>
         </w:rPr>
-        <w:t>- Le montant dépensé de l'entreprise Restaurant en achat de matières premières pour les produits vendus au cours des 30 derniers jours ou durant le dernier mois où l'entreprise a fonctionné ne peut pas être supéreur aux montants obtenus sur la vente de produits transformés par l'entreprise au cours de cette même période où l'entreprise a fonctionné (s10q49 &gt; s10q48), prière de corriger.</w:t>
+        <w:t>- Attention ! Le prix unitaire d'achat (100 Fcfa) de Chocolat pâte à tartiner en Cuillère (Petit) est relativement élevé par rapport aux autres prix observés dans cette zone. Prière de corriger ou de confirmer avec le QG. Attention ! Le prix unitaire d'achat (100 Fcfa) de Moutarde en Sachets (Petit) est relativement élevé par rapport aux autres prix observés dans cette zone. Prière de corriger ou de confirmer avec le QG. Attention ! Le prix unitaire d'achat (100 Fcfa) de Poivre en Sachets (Petit) est relativement élevé par rapport aux autres prix observés dans cette zone. Prière de corriger ou de confirmer avec le QG. Attention ! Le prix unitaire d'achat (183.3333 Fcfa) de Pain moderne (Baguette) en miche (Moyen) est relativement élevé par rapport aux autres prix observés dans cette zone. Prière de corriger ou de confirmer avec le QG. Attention ! Le prix unitaire d'achat (200 Fcfa) de Patate douce en Pièce (Moyen) est relativement élevé par rapport aux autres prix observés dans cette zone. Prière de corriger ou de confirmer avec le QG. Attention ! Le prix unitaire d'achat (200 Fcfa) de Piment frais en Tas (Petit) est relativement élevé par rapport aux autres prix observés dans cette zone. Prière de corriger ou de confirmer avec le QG. Attention ! Le prix unitaire d'achat (500 Fcfa) de Citron en Tas (Moyen) est relativement élevé par rapport aux autres prix observés dans cette zone. Prière de corriger ou de confirmer avec le QG.</w:t>
       </w:r>
     </w:p>
     <w:p>
@@ -1990,6 +1925,27 @@
           <w:sz w:val="20"/>
         </w:rPr>
         <w:t>- le montant supporté par le ménage pour cette source d’énergie au cours des 30 derniers jours semble élevé, prière de confirmer ou corriger.</w:t>
+      </w:r>
+    </w:p>
+    <w:p>
+      <w:r>
+        <w:rPr>
+          <w:b/>
+          <w:color w:val="4672C4"/>
+          <w:sz w:val="22"/>
+        </w:rPr>
+        <w:t>&gt;&gt; Section12 - Actifs du menage</w:t>
+      </w:r>
+    </w:p>
+    <w:p>
+      <w:pPr>
+        <w:ind w:left="283"/>
+      </w:pPr>
+      <w:r>
+        <w:rPr>
+          <w:sz w:val="20"/>
+        </w:rPr>
+        <w:t>- Attention ! Réfrigérateur a été achété à 350000 Fcfa est relativement élevé par rapport aux autres prix d'achat observés dans cette zone. Prière de corriger ou de confirmer avec le QG.</w:t>
       </w:r>
     </w:p>
     <w:p>
@@ -2396,7 +2352,7 @@
         <w:br/>
         <w:t xml:space="preserve">- Peu probable! LANSANA DIEDHIOU  n'arrive pas  à comprendre un petit texte lu dans une langue locale (s02q03). Veuillez corriger ou donner des explications au QG. Peu probable! LANSANA DIEDHIOU  ne sait ni lire, ni écrire, ni comprendre dans aucune des langues  (s02q01,s02q02,s02q03). Veuillez corriger ou donner des explications au QG. </w:t>
         <w:br/>
-        <w:t xml:space="preserve">- Peu probable! MATAR SAGNA  n'arrive pas  à comprendre un petit texte lu dans une langue locale (s02q03). Veuillez corriger ou donner des explications au QG.  Incohérence ! seulement les écoles gouvermentales paient les cotisations (Gouvernement, communauté, ONG ou organisation humanitaire). veuillez, s'il vous plait, confirmer cette information de MATAR SAGNA avec le QG ou apporter les corrections nécessaires. </w:t>
+        <w:t xml:space="preserve">- Peu probable! MATAR SAGNA  n'arrive pas  à comprendre un petit texte lu dans une langue locale (s02q03). Veuillez corriger ou donner des explications au QG.  Incohérence ! seulement les écoles gouvermentales paient les cotisations (Gouvernement, communauté, ONG ou organisation humanitaire). veuillez, s'il vous plait, confirmer cette information de MATAR SAGNA avec le QG ou apporter les corrections nécessaires. Attention ! Le frais de scolarité (83000 Fcfa) de MATAR SAGNA en 1ére année de Secondaire 2 Général est relativement élevé par rapport aux autres frais de scolarités observés dans cette zone. Prière de corriger ou de confirmer avec le QG. </w:t>
         <w:br/>
         <w:t>- Peu probable! SOUMELA PIERRE NTAMBE  n'arrive pas  à comprendre un petit texte lu dans une langue locale (s02q03). Veuillez corriger ou donner des explications au QG.</w:t>
       </w:r>
@@ -2526,7 +2482,7 @@
         <w:rPr>
           <w:sz w:val="20"/>
         </w:rPr>
-        <w:t>- Attention ! Le prix unitaire d'achat (1500 Fcfa) de Vinaigre de vin en Bouteille 1l (taille unique) est relativement élevé par rapport aux autres prix observés dans cette zone. Prière de corriger ou de confirmer avec le QG. Attention ! Le prix unitaire d'achat (800 Fcfa) de Pomme de terre en Kg (taille unique) est relativement élevé par rapport aux autres prix observés dans cette zone. Prière de corriger ou de confirmer avec le QG. Avertissement!!! Le ménage a consommé 21 Cuillère Petit de Chocolat pâte à tartiner, cette quantité semble anormale pour une consommation des 7 derniers jours.Prière de corriger ou de confirmer avec le QG.</w:t>
+        <w:t>- Attention ! Le prix unitaire d'achat (1500 Fcfa) de Vinaigre de vin en Bouteille 1l (taille unique) est relativement élevé par rapport aux autres prix observés dans cette zone. Prière de corriger ou de confirmer avec le QG. Attention ! Le prix unitaire d'achat (200 Fcfa) de Piment frais en Sachets (Petit) est relativement élevé par rapport aux autres prix observés dans cette zone. Prière de corriger ou de confirmer avec le QG. Attention ! Le prix unitaire d'achat (520 Fcfa) de Oignon frais en Kg (taille unique) est relativement faible par rapport aux autres prix observés dans cette zone. Prière de corriger ou de confirmer avec le QG. Attention ! Le prix unitaire d'achat (700 Fcfa) de Pâte d'arachide en Kg (taille unique) est relativement faible par rapport aux autres prix observés dans cette zone. Prière de corriger ou de confirmer avec le QG. Avertissement!!! Le ménage a consommé 21 Cuillère Petit de Chocolat pâte à tartiner, cette quantité semble anormale pour une consommation des 7 derniers jours.Prière de corriger ou de confirmer avec le QG.</w:t>
       </w:r>
     </w:p>
     <w:p>
@@ -2988,7 +2944,7 @@
         <w:rPr>
           <w:sz w:val="20"/>
         </w:rPr>
-        <w:t>- Attention ! Le prix unitaire d'achat (400 Fcfa) de Pastèque en Pièce (Moyen) est relativement faible par rapport aux autres prix observés dans cette zone. Prière de corriger ou de confirmer avec le QG. Avertissement!!! Le ménage a consommé 4 Paquet Petit de Thé en sachet, cette quantité semble anormale pour une consommation des 7 derniers jours.Prière de corriger ou de confirmer avec le QG. Avertissement!! le prix unitaire (100 Fcfa) de Thé en sachet (unité: Paquet) de taille Petit est très faible ou élevé. Prière de corriger ou de confirmer avec le QG.</w:t>
+        <w:t>- Attention ! Le prix unitaire d'achat (200 Fcfa) de Jus de fruits type 1 (orange, ananas, bissap, gingembre, jus de cajou, etc.) en Bouteille (Petit) est relativement élevé par rapport aux autres prix observés dans cette zone. Prière de corriger ou de confirmer avec le QG. Avertissement!!! Le ménage a consommé 4 Paquet Petit de Thé en sachet, cette quantité semble anormale pour une consommation des 7 derniers jours.Prière de corriger ou de confirmer avec le QG. Avertissement!! le prix unitaire (100 Fcfa) de Thé en sachet (unité: Paquet) de taille Petit est très faible ou élevé. Prière de corriger ou de confirmer avec le QG.</w:t>
       </w:r>
     </w:p>
     <w:p>
@@ -3475,7 +3431,7 @@
         <w:rPr>
           <w:sz w:val="20"/>
         </w:rPr>
-        <w:t>- Le prix d'achat unitaire (2000 Fcfa) de Semoule de mil en Kg de taille taille unique semble élevé, prière de regarder les reponses prises dans les questions s07bq07a s07bq07b s07bq07c s07bq08 pour mieux corriger.</w:t>
+        <w:t>- Attention ! Le prix unitaire d'achat (100 Fcfa) de Citron en Pièce (Petit) est relativement élevé par rapport aux autres prix observés dans cette zone. Prière de corriger ou de confirmer avec le QG. Attention ! Le prix unitaire d'achat (100 Fcfa) de Moutarde en Sachets industriel (Petit) est relativement élevé par rapport aux autres prix observés dans cette zone. Prière de corriger ou de confirmer avec le QG. Attention ! Le prix unitaire d'achat (100 Fcfa) de Piment frais en Pièce (Petit) est relativement élevé par rapport aux autres prix observés dans cette zone. Prière de corriger ou de confirmer avec le QG. Attention ! Le prix unitaire d'achat (150 Fcfa) de Mâchoiron séchée (Kon) en Pièce (Petit) est relativement élevé par rapport aux autres prix observés dans cette zone. Prière de corriger ou de confirmer avec le QG. Attention ! Le prix unitaire d'achat (150 Fcfa) de Poivron frais en Pièce (Moyen) est relativement élevé par rapport aux autres prix observés dans cette zone. Prière de corriger ou de confirmer avec le QG. Attention ! Le prix unitaire d'achat (200 Fcfa) de Carotte en Pièce (Petit) est relativement élevé par rapport aux autres prix observés dans cette zone. Prière de corriger ou de confirmer avec le QG. Le prix d'achat unitaire (2000 Fcfa) de Semoule de mil en Kg de taille taille unique semble élevé, prière de regarder les reponses prises dans les questions s07bq07a s07bq07b s07bq07c s07bq08 pour mieux corriger.</w:t>
       </w:r>
     </w:p>
     <w:p>
@@ -3497,27 +3453,6 @@
           <w:sz w:val="20"/>
         </w:rPr>
         <w:t>- Prière de fournir d'effort pour avoir des réponses exactes au lieu de NSP ou Refus. Prière de demander le ménage pour renseigner le reste (Section 8).</w:t>
-      </w:r>
-    </w:p>
-    <w:p>
-      <w:r>
-        <w:rPr>
-          <w:b/>
-          <w:color w:val="4672C4"/>
-          <w:sz w:val="22"/>
-        </w:rPr>
-        <w:t>&gt;&gt; Section9b - Depenses non-alimentaires - 7 jours</w:t>
-      </w:r>
-    </w:p>
-    <w:p>
-      <w:pPr>
-        <w:ind w:left="283"/>
-      </w:pPr>
-      <w:r>
-        <w:rPr>
-          <w:sz w:val="20"/>
-        </w:rPr>
-        <w:t>- Il est difficile d'avoir un ménage qui n'a effectué aucune des dépenses mentionnées au cours de 7 derniers jours, prière de revoir la section 9B pour ce ménage.</w:t>
       </w:r>
     </w:p>
     <w:p>
@@ -3580,34 +3515,13 @@
         <w:rPr>
           <w:sz w:val="20"/>
         </w:rPr>
-        <w:t xml:space="preserve">- Attention ! Tapis a été achété à 30000 Fcfa est relativement élevé par rapport aux autres prix d'achat observés dans cette zone. Prière de corriger ou de confirmer avec le QG. Attention ! Tapis a été revendu à 30000 Fcfa qui est relativement élevé par rapport aux autres prix de revente observés dans cette zone. Prière de corriger ou de confirmer avec le QG. </w:t>
+        <w:t xml:space="preserve">- Attention ! Tapis a été achété à 30000 Fcfa est relativement élevé par rapport aux autres prix d'achat observés dans cette zone. Prière de corriger ou de confirmer avec le QG. </w:t>
         <w:br/>
-        <w:t xml:space="preserve">- Attention ! Téléphone portable a été achété à 130000 Fcfa est relativement élevé par rapport aux autres prix d'achat observés dans cette zone. Prière de corriger ou de confirmer avec le QG. </w:t>
+        <w:t xml:space="preserve">- Attention ! Téléphone portable a été revendu à 130000 Fcfa qui est relativement élevé par rapport aux autres prix de revente observés dans cette zone. Prière de corriger ou de confirmer avec le QG. </w:t>
         <w:br/>
         <w:t xml:space="preserve">- Attention ! Ventilateur sur pied a été achété à 40000 Fcfa est relativement élevé par rapport aux autres prix d'achat observés dans cette zone. Prière de corriger ou de confirmer avec le QG. Attention ! Ventilateur sur pied a été revendu à 40000 Fcfa qui est relativement élevé par rapport aux autres prix de revente observés dans cette zone. Prière de corriger ou de confirmer avec le QG. </w:t>
         <w:br/>
         <w:t>- Avertissement!!! Le prix d'achat (125000) de l'article  Salon  (Fauteuils et table basse) est inférieur aux prix de revente (1250000)  avec l'âge du bien atteignant 2 ans. Prière de vérifier ou confirmer avec l'enquêté et mettre les bonnes valeurs après verification, s'il le faut. Attention ! Salon  (Fauteuils et table basse) a été revendu à 1250000 Fcfa qui est relativement élevé par rapport aux autres prix de revente observés dans cette zone. Prière de corriger ou de confirmer avec le QG.</w:t>
-      </w:r>
-    </w:p>
-    <w:p>
-      <w:r>
-        <w:rPr>
-          <w:b/>
-          <w:color w:val="4672C4"/>
-          <w:sz w:val="22"/>
-        </w:rPr>
-        <w:t>&gt;&gt; Section14 - Chocs</w:t>
-      </w:r>
-    </w:p>
-    <w:p>
-      <w:pPr>
-        <w:ind w:left="283"/>
-      </w:pPr>
-      <w:r>
-        <w:rPr>
-          <w:sz w:val="20"/>
-        </w:rPr>
-        <w:t>- Avertissement!! Le ménage n'a été négativement affecté par aucun des problèmes donnés dans la section 14. Confirmez vous cette information avec le QG?</w:t>
       </w:r>
     </w:p>
     <w:p>
@@ -4140,7 +4054,30 @@
         <w:rPr>
           <w:sz w:val="20"/>
         </w:rPr>
-        <w:t>- Attention ! Le prix unitaire d'achat (1500 Fcfa) de Pomme de terre en Kg (taille unique) est relativement élevé par rapport aux autres prix observés dans cette zone. Prière de corriger ou de confirmer avec le QG. Avertissement!!! Le ménage a consommé 4 Paquet Petit de Thé en sachet, cette quantité semble anormale pour une consommation des 7 derniers jours.Prière de corriger ou de confirmer avec le QG. Avertissement!! le prix unitaire (150 Fcfa) de Thé en sachet (unité: Paquet) de taille Petit est très faible ou élevé. Prière de corriger ou de confirmer avec le QG.</w:t>
+        <w:t>- Attention ! Le prix unitaire d'achat (1500 Fcfa) de Pomme de terre en Kg (taille unique) est relativement élevé par rapport aux autres prix observés dans cette zone. Prière de corriger ou de confirmer avec le QG. Attention ! Le prix unitaire d'achat (175 Fcfa) de Concentré de tomate en Sachets industriel (Moyen) est relativement élevé par rapport aux autres prix observés dans cette zone. Prière de corriger ou de confirmer avec le QG. Attention ! Le prix unitaire d'achat (183.3333 Fcfa) de Pain moderne (Baguette) en miche (Moyen) est relativement élevé par rapport aux autres prix observés dans cette zone. Prière de corriger ou de confirmer avec le QG. Attention ! Le prix unitaire d'achat (200 Fcfa) de Citron en Tas (Petit) est relativement élevé par rapport aux autres prix observés dans cette zone. Prière de corriger ou de confirmer avec le QG. Attention ! Le prix unitaire d'achat (200 Fcfa) de Tomate fraîche en Sachets (Petit) est relativement élevé par rapport aux autres prix observés dans cette zone. Prière de corriger ou de confirmer avec le QG. Attention ! Le prix unitaire d'achat (350 Fcfa) de Lait en poudre en Sachets (Moyen) est relativement élevé par rapport aux autres prix observés dans cette zone. Prière de corriger ou de confirmer avec le QG. Avertissement!!! Le ménage a consommé 4 Paquet Petit de Thé en sachet, cette quantité semble anormale pour une consommation des 7 derniers jours.Prière de corriger ou de confirmer avec le QG. Avertissement!! le prix unitaire (150 Fcfa) de Thé en sachet (unité: Paquet) de taille Petit est très faible ou élevé. Prière de corriger ou de confirmer avec le QG.</w:t>
+      </w:r>
+    </w:p>
+    <w:p>
+      <w:r>
+        <w:rPr>
+          <w:b/>
+          <w:color w:val="4672C4"/>
+          <w:sz w:val="22"/>
+        </w:rPr>
+        <w:t>&gt;&gt; Section12 - Actifs du menage</w:t>
+      </w:r>
+    </w:p>
+    <w:p>
+      <w:pPr>
+        <w:ind w:left="283"/>
+      </w:pPr>
+      <w:r>
+        <w:rPr>
+          <w:sz w:val="20"/>
+        </w:rPr>
+        <w:t xml:space="preserve">- Attention ! Fer à repasser à charbon a été achété à 7500 Fcfa est relativement élevé par rapport aux autres prix d'achat observés dans cette zone. Prière de corriger ou de confirmer avec le QG. Attention ! Fer à repasser à charbon a été revendu à 6500 Fcfa qui est relativement élevé par rapport aux autres prix de revente observés dans cette zone. Prière de corriger ou de confirmer avec le QG. </w:t>
+        <w:br/>
+        <w:t>- Attention ! Radio simple/Radiocassette a été achété à 95000 Fcfa est relativement élevé par rapport aux autres prix d'achat observés dans cette zone. Prière de corriger ou de confirmer avec le QG. Attention ! Radio simple/Radiocassette a été revendu à 85000 Fcfa qui est relativement élevé par rapport aux autres prix de revente observés dans cette zone. Prière de corriger ou de confirmer avec le QG.</w:t>
       </w:r>
     </w:p>
     <w:p>
@@ -4183,6 +4120,27 @@
           <w:sz w:val="20"/>
         </w:rPr>
         <w:t>- La section 16 du ménage de IBRAHIMA CAMARA n'est pas renseigné, prière de renseigner.</w:t>
+      </w:r>
+    </w:p>
+    <w:p>
+      <w:r>
+        <w:rPr>
+          <w:b/>
+          <w:color w:val="4672C4"/>
+          <w:sz w:val="22"/>
+        </w:rPr>
+        <w:t>&gt;&gt; Section19 - Equipements agricoles</w:t>
+      </w:r>
+    </w:p>
+    <w:p>
+      <w:pPr>
+        <w:ind w:left="283"/>
+      </w:pPr>
+      <w:r>
+        <w:rPr>
+          <w:sz w:val="20"/>
+        </w:rPr>
+        <w:t>- Attention ! Machette a été revendu à 6000 Fcfa qui est relativement élevé par rapport aux autres prix de revente observés dans cette zone. Prière de corriger ou de confirmer avec le QG.</w:t>
       </w:r>
     </w:p>
     <w:p>
@@ -4622,7 +4580,7 @@
         <w:rPr>
           <w:sz w:val="20"/>
         </w:rPr>
-        <w:t>- Attention ! Le prix unitaire d'achat (200 Fcfa) de Pain moderne (Baguette) en miche (Moyen) est relativement élevé par rapport aux autres prix observés dans cette zone. Prière de corriger ou de confirmer avec le QG. Attention ! Le prix unitaire d'achat (33.33333 Fcfa) de Café en poudre soluble en Sachets industriel (Petit) est relativement faible par rapport aux autres prix observés dans cette zone. Prière de corriger ou de confirmer avec le QG. Avertissement!! La quantité (4.25 litre) du produit Huile de soja  consommée  par le ménage semble très élevé, prière de corriger ou confirmer avec le QG. Avertissement!!! Le ménage a consommé 12 Paquet Moyen de Thé en sachet, cette quantité semble anormale pour une consommation des 7 derniers jours.Prière de corriger ou de confirmer avec le QG. Avertissement!! le prix unitaire (100 Fcfa) de Thé en sachet (unité: Paquet) de taille Moyen est très faible ou élevé. Prière de corriger ou de confirmer avec le QG.</w:t>
+        <w:t>- Attention ! Le prix unitaire d'achat (150 Fcfa) de Carotte en Pièce (Moyen) est relativement élevé par rapport aux autres prix observés dans cette zone. Prière de corriger ou de confirmer avec le QG. Attention ! Le prix unitaire d'achat (200 Fcfa) de Citron en Tas (Moyen) est relativement élevé par rapport aux autres prix observés dans cette zone. Prière de corriger ou de confirmer avec le QG. Attention ! Le prix unitaire d'achat (200 Fcfa) de Pain moderne (Baguette) en miche (Moyen) est relativement élevé par rapport aux autres prix observés dans cette zone. Prière de corriger ou de confirmer avec le QG. Attention ! Le prix unitaire d'achat (250 Fcfa) de Gombo frais en Tas (Petit) est relativement élevé par rapport aux autres prix observés dans cette zone. Prière de corriger ou de confirmer avec le QG. Attention ! Le prix unitaire d'achat (33.33333 Fcfa) de Café en poudre soluble en Sachets industriel (Petit) est relativement faible par rapport aux autres prix observés dans cette zone. Prière de corriger ou de confirmer avec le QG. Attention ! Le prix unitaire d'achat (50 Fcfa) de Cube alimentaire (Maggi, Jumbo, ) en Cube (Moyen) est relativement élevé par rapport aux autres prix observés dans cette zone. Prière de corriger ou de confirmer avec le QG. Attention ! Le prix unitaire d'achat (600 Fcfa) de Mil en Kg (taille unique) est relativement élevé par rapport aux autres prix observés dans cette zone. Prière de corriger ou de confirmer avec le QG. Attention ! Soupçons de quantité anormale! Le ménage de BAC SECK avec une taille de 7 personnes a consommé 3 Sachets en Petit de Sel qui est relativement élevé comme consommation par rapport à la condition de vie des autres ménages de même taille dans cette zone. Prière de corriger ou de confirmer avec le QG. Attention ! Soupçons de quantité anormale! Le ménage de BAC SECK avec une taille de 7 personnes a consommé 4.5 Kg en taille unique de Sucre en poudre  qui est relativement élevé comme consommation par rapport à la condition de vie des autres ménages de même taille dans cette zone. Prière de corriger ou de confirmer avec le QG. Avertissement!! La quantité (4.25 litre) du produit Huile de soja  consommée  par le ménage semble très élevé, prière de corriger ou confirmer avec le QG. Attention ! Soupçons de quantité anormale! Le ménage de BAC SECK avec une taille de 7 personnes a consommé 4.25 Litre en taille unique de Huile de soja  qui est relativement élevé comme consommation par rapport à la condition de vie des autres ménages de même taille dans cette zone. Prière de corriger ou de confirmer avec le QG. Avertissement!!! Le ménage a consommé 12 Paquet Moyen de Thé en sachet, cette quantité semble anormale pour une consommation des 7 derniers jours.Prière de corriger ou de confirmer avec le QG. Avertissement!! le prix unitaire (100 Fcfa) de Thé en sachet (unité: Paquet) de taille Moyen est très faible ou élevé. Prière de corriger ou de confirmer avec le QG.</w:t>
       </w:r>
     </w:p>
     <w:p>
@@ -4685,6 +4643,8 @@
         <w:rPr>
           <w:sz w:val="20"/>
         </w:rPr>
+        <w:t xml:space="preserve">- Attention ! Fer à repasser à charbon a été achété à 8000 Fcfa est relativement élevé par rapport aux autres prix d'achat observés dans cette zone. Prière de corriger ou de confirmer avec le QG. </w:t>
+        <w:br/>
         <w:t>- Avertissement!!! Le prix d'achat (15000) de l'article  Bonbonne de gaz est inférieur aux prix de revente (18000)  avec l'âge du bien atteignant 3 ans. Prière de vérifier ou confirmer avec l'enquêté et mettre les bonnes valeurs après verification, s'il le faut.</w:t>
       </w:r>
     </w:p>
@@ -4728,29 +4688,6 @@
           <w:sz w:val="20"/>
         </w:rPr>
         <w:t>- La section 16 du ménage de BAC SECK n'est pas renseigné, prière de renseigner.</w:t>
-      </w:r>
-    </w:p>
-    <w:p>
-      <w:r>
-        <w:rPr>
-          <w:b/>
-          <w:color w:val="4672C4"/>
-          <w:sz w:val="22"/>
-        </w:rPr>
-        <w:t>&gt;&gt; Section19 - Equipements agricoles</w:t>
-      </w:r>
-    </w:p>
-    <w:p>
-      <w:pPr>
-        <w:ind w:left="283"/>
-      </w:pPr>
-      <w:r>
-        <w:rPr>
-          <w:sz w:val="20"/>
-        </w:rPr>
-        <w:t xml:space="preserve">- Attention ! Filet maillant a été revendu à 1500000 Fcfa qui est relativement élevé par rapport aux autres prix de revente observés dans cette zone. Prière de corriger ou de confirmer avec le QG. </w:t>
-        <w:br/>
-        <w:t>- Attention ! Pirogue motorisée a été revendu à 2850000 Fcfa qui est relativement élevé par rapport aux autres prix de revente observés dans cette zone. Prière de corriger ou de confirmer avec le QG.</w:t>
       </w:r>
     </w:p>
     <w:p>
@@ -5075,6 +5012,27 @@
           <w:color w:val="4672C4"/>
           <w:sz w:val="22"/>
         </w:rPr>
+        <w:t>&gt;&gt; Section0 - Identification et renseignements de controle</w:t>
+      </w:r>
+    </w:p>
+    <w:p>
+      <w:pPr>
+        <w:ind w:left="283"/>
+      </w:pPr>
+      <w:r>
+        <w:rPr>
+          <w:sz w:val="20"/>
+        </w:rPr>
+        <w:t>- Le questionnaire semble ne pas être complètement fini mais le questionnaire est en statut complet, prière de compléter le questionnaire.</w:t>
+      </w:r>
+    </w:p>
+    <w:p>
+      <w:r>
+        <w:rPr>
+          <w:b/>
+          <w:color w:val="4672C4"/>
+          <w:sz w:val="22"/>
+        </w:rPr>
         <w:t>&gt;&gt; Section1 - Caracteristiques des membres</w:t>
       </w:r>
     </w:p>
@@ -5113,7 +5071,7 @@
         <w:br/>
         <w:t xml:space="preserve">- Peu probable! Idrissa Gomes  n'arrive pas  à comprendre un petit texte lu dans une langue locale (s02q03). Veuillez corriger ou donner des explications au QG. </w:t>
         <w:br/>
-        <w:t xml:space="preserve">- Peu probable! Khadiza Gomes  n'arrive pas  à comprendre un petit texte lu dans une langue locale (s02q03). Veuillez corriger ou donner des explications au QG. Peu probable! Khadiza Gomes  ne sait ni lire, ni écrire, ni comprendre dans aucune des langues  (s02q01,s02q02,s02q03). Veuillez corriger ou donner des explications au QG. Peu plausible Khadiza Gomes fréquente au minimum le fondamental 1 mais ne sait ni lire ni comprendre la langue française, prière de corriger ou de confirmer avec le QG merci.  Incohérence ! seulement les écoles gouvermentales paient les cotisations (Gouvernement, communauté, ONG ou organisation humanitaire). veuillez, s'il vous plait, confirmer cette information de Khadiza Gomes avec le QG ou apporter les corrections nécessaires. Le montant des frais de transport pour l'année scolaire de Khadiza Gomes est faible ou élevé. veuillez, s'il vous plait, confirmer ces informations avec le QG ou apporter les corrections nécessaires. Attention ! Le frais de scolarité (131500 Fcfa) de Khadiza Gomes en 1ére année de Primaire est relativement élevé par rapport aux autres frais de scolarités observés dans cette zone. Prière de corriger ou de confirmer avec le QG. </w:t>
+        <w:t xml:space="preserve">- Peu probable! Khadiza Gomes  n'arrive pas  à comprendre un petit texte lu dans une langue locale (s02q03). Veuillez corriger ou donner des explications au QG. Peu probable! Khadiza Gomes  ne sait ni lire, ni écrire, ni comprendre dans aucune des langues  (s02q01,s02q02,s02q03). Veuillez corriger ou donner des explications au QG. Peu plausible Khadiza Gomes fréquente au minimum le fondamental 1 mais ne sait ni lire ni comprendre la langue française, prière de corriger ou de confirmer avec le QG merci.  Incohérence ! seulement les écoles gouvermentales paient les cotisations (Gouvernement, communauté, ONG ou organisation humanitaire). veuillez, s'il vous plait, confirmer cette information de Khadiza Gomes avec le QG ou apporter les corrections nécessaires. Le montant des frais de transport pour l'année scolaire de Khadiza Gomes est faible ou élevé. veuillez, s'il vous plait, confirmer ces informations avec le QG ou apporter les corrections nécessaires. </w:t>
         <w:br/>
         <w:t xml:space="preserve">- Peu probable! Lyssa Ndiaye  n'arrive pas  à comprendre un petit texte lu dans une langue locale (s02q03). Veuillez corriger ou donner des explications au QG. </w:t>
         <w:br/>
@@ -5248,7 +5206,7 @@
         <w:rPr>
           <w:sz w:val="20"/>
         </w:rPr>
-        <w:t>- Attention ! Le prix unitaire d'achat (200 Fcfa) de Pain moderne (Baguette) en miche (Moyen) est relativement élevé par rapport aux autres prix observés dans cette zone. Prière de corriger ou de confirmer avec le QG. Avertissement!! La quantité (3.75 litre) du produit Huile de soja  consommée  par le ménage semble très élevé, prière de corriger ou confirmer avec le QG. Avertissement!! Les quantités du Thé en feuille consommées en Sachets industriel semble incoherent car les ménages consomment géneralement en sachet ou en paquet, prière de corriger ou confirmer avec le QG. Avertissement!! le prix unitaire (100 Fcfa) de Thé en sachet (unité: Sachets) de taille Moyen est très faible ou élevé. Prière de corriger ou de confirmer avec le QG. Avertissement!!! Le ménage a consommé 0.12 Bouteille Petit de Arôme (Maggi, Jumbo, etc.), cette quantité semble anormale pour une consommation des 7 derniers jours. prière de corriger ou de confirmer avec le QG. Attention ! Soupçons de quantité anormale! Le ménage de MANSOUR GOMES avec une taille de 12 personnes a consommé .12 Bouteille en Petit de Arôme (Maggi, Jumbo, etc.) qui est relativement élevé comme consommation par rapport à la condition de vie des autres ménages de même taille dans cette zone. Prière de corriger ou de confirmer avec le QG. Avertissement!!! Le ménage a consommé 0.15 Kg taille unique de Gingembre frais, cette quantité semble anormale pour une consommation des 7 derniers jours. prière de corriger ou de confirmer avec le QG. Avertissement!!! Le ménage a consommé 12 Sachets industriel taille unique de Chocolat pâte à tartiner, cette quantité semble anormale pour une consommation des 7 derniers jours.Prière de corriger ou de confirmer avec le QG. Avertissement!!! Le ménage a consommé 13 Pièce Petit de Caramel, bonbons, confiseries, etc., cette quantité semble anormale pour une consommation des 7 derniers jours.Prière de corriger ou de confirmer avec le QG.</w:t>
+        <w:t>- Attention ! Le prix unitaire d'achat (100 Fcfa) de Piment frais en Pièce (Moyen) est relativement élevé par rapport aux autres prix observés dans cette zone. Prière de corriger ou de confirmer avec le QG. Attention ! Le prix unitaire d'achat (150 Fcfa) de Moutarde en Sachets (Petit) est relativement élevé par rapport aux autres prix observés dans cette zone. Prière de corriger ou de confirmer avec le QG. Attention ! Le prix unitaire d'achat (200 Fcfa) de Aubergine   en Pièce (Moyen) est relativement élevé par rapport aux autres prix observés dans cette zone. Prière de corriger ou de confirmer avec le QG. Attention ! Le prix unitaire d'achat (200 Fcfa) de Pain moderne (Baguette) en miche (Moyen) est relativement élevé par rapport aux autres prix observés dans cette zone. Prière de corriger ou de confirmer avec le QG. Attention ! Le prix unitaire d'achat (2000 Fcfa) de Carotte en Kg (taille unique) est relativement élevé par rapport aux autres prix observés dans cette zone. Prière de corriger ou de confirmer avec le QG. Attention ! Le prix unitaire d'achat (300 Fcfa) de Escargots en Morceau (Portion) (Moyen) est relativement élevé par rapport aux autres prix observés dans cette zone. Prière de corriger ou de confirmer avec le QG. Attention ! Le prix unitaire d'achat (4000 Fcfa) de Eau minérale/filtrée en bouteille locale en Bouteille 10l (taille unique) est relativement élevé par rapport aux autres prix observés dans cette zone. Prière de corriger ou de confirmer avec le QG. Attention ! Le prix unitaire d'achat (50 Fcfa) de Cube alimentaire (Maggi, Jumbo, ) en Cube (Moyen) est relativement élevé par rapport aux autres prix observés dans cette zone. Prière de corriger ou de confirmer avec le QG. Avertissement!! La quantité (3.75 litre) du produit Huile de soja  consommée  par le ménage semble très élevé, prière de corriger ou confirmer avec le QG. Avertissement!! Les quantités du Thé en feuille consommées en Sachets industriel semble incoherent car les ménages consomment géneralement en sachet ou en paquet, prière de corriger ou confirmer avec le QG. Avertissement!! le prix unitaire (100 Fcfa) de Thé en sachet (unité: Sachets) de taille Moyen est très faible ou élevé. Prière de corriger ou de confirmer avec le QG. Avertissement!!! Le ménage a consommé 0.12 Bouteille Petit de Arôme (Maggi, Jumbo, etc.), cette quantité semble anormale pour une consommation des 7 derniers jours. prière de corriger ou de confirmer avec le QG. Attention ! Soupçons de quantité anormale! Le ménage de MANSOUR GOMES avec une taille de 12 personnes a consommé .12 Bouteille en Petit de Arôme (Maggi, Jumbo, etc.) qui est relativement élevé comme consommation par rapport à la condition de vie des autres ménages de même taille dans cette zone. Prière de corriger ou de confirmer avec le QG. Avertissement!!! Le ménage a consommé 0.15 Kg taille unique de Gingembre frais, cette quantité semble anormale pour une consommation des 7 derniers jours. prière de corriger ou de confirmer avec le QG. Avertissement!!! Le ménage a consommé 12 Sachets industriel taille unique de Chocolat pâte à tartiner, cette quantité semble anormale pour une consommation des 7 derniers jours.Prière de corriger ou de confirmer avec le QG. Avertissement!!! Le ménage a consommé 13 Pièce Petit de Caramel, bonbons, confiseries, etc., cette quantité semble anormale pour une consommation des 7 derniers jours.Prière de corriger ou de confirmer avec le QG.</w:t>
       </w:r>
     </w:p>
     <w:p>
@@ -5355,15 +5313,15 @@
         <w:rPr>
           <w:sz w:val="20"/>
         </w:rPr>
-        <w:t xml:space="preserve">- Attention ! Appareil TV a été achété à 400000 Fcfa est relativement élevé par rapport aux autres prix d'achat observés dans cette zone. Prière de corriger ou de confirmer avec le QG. </w:t>
+        <w:t xml:space="preserve">- Attention ! Appareil TV a été achété à 400000 Fcfa est relativement élevé par rapport aux autres prix d'achat observés dans cette zone. Prière de corriger ou de confirmer avec le QG. Attention ! Appareil TV a été revendu à 300000 Fcfa qui est relativement élevé par rapport aux autres prix de revente observés dans cette zone. Prière de corriger ou de confirmer avec le QG. </w:t>
+        <w:br/>
+        <w:t xml:space="preserve">- Attention ! Bicyclette, vélo de course a été achété à 150000 Fcfa est relativement élevé par rapport aux autres prix d'achat observés dans cette zone. Prière de corriger ou de confirmer avec le QG. Attention ! Bicyclette, vélo de course a été revendu à 135000 Fcfa qui est relativement élevé par rapport aux autres prix de revente observés dans cette zone. Prière de corriger ou de confirmer avec le QG. </w:t>
         <w:br/>
         <w:t xml:space="preserve">- Attention ! Bonbonne de gaz a été achété à 45000 Fcfa est relativement élevé par rapport aux autres prix d'achat observés dans cette zone. Prière de corriger ou de confirmer avec le QG. Attention ! Bonbonne de gaz a été revendu à 45000 Fcfa qui est relativement élevé par rapport aux autres prix de revente observés dans cette zone. Prière de corriger ou de confirmer avec le QG. </w:t>
         <w:br/>
-        <w:t xml:space="preserve">- Attention ! Foyers améliorés a été achété à 4000 Fcfa est relativement faible par rapport aux autres prix d'achat observés dans cette zone. Prière de corriger ou de confirmer avec le QG. </w:t>
-        <w:br/>
         <w:t xml:space="preserve">- Attention ! Matelas simple a été achété à 150000 Fcfa est relativement élevé par rapport aux autres prix d'achat observés dans cette zone. Prière de corriger ou de confirmer avec le QG. </w:t>
         <w:br/>
-        <w:t xml:space="preserve">- Attention ! Ventilateur sur pied a été revendu à 25000 Fcfa qui est relativement élevé par rapport aux autres prix de revente observés dans cette zone. Prière de corriger ou de confirmer avec le QG. </w:t>
+        <w:t xml:space="preserve">- Attention ! Ventilateur sur pied a été achété à 30000 Fcfa est relativement élevé par rapport aux autres prix d'achat observés dans cette zone. Prière de corriger ou de confirmer avec le QG. </w:t>
         <w:br/>
         <w:t>- Avertissement!!! Le prix d'achat (10000) de l'article  Fer à repasser électrique est inférieur aux prix de revente (12000)  avec l'âge du bien atteignant 2 ans. Prière de vérifier ou confirmer avec l'enquêté et mettre les bonnes valeurs après verification, s'il le faut.</w:t>
       </w:r>
@@ -5387,29 +5345,6 @@
           <w:sz w:val="20"/>
         </w:rPr>
         <w:t>- La section 16 du ménage de MANSOUR GOMES n'est pas renseigné, prière de renseigner.</w:t>
-      </w:r>
-    </w:p>
-    <w:p>
-      <w:r>
-        <w:rPr>
-          <w:b/>
-          <w:color w:val="4672C4"/>
-          <w:sz w:val="22"/>
-        </w:rPr>
-        <w:t>&gt;&gt; Section19 - Equipements agricoles</w:t>
-      </w:r>
-    </w:p>
-    <w:p>
-      <w:pPr>
-        <w:ind w:left="283"/>
-      </w:pPr>
-      <w:r>
-        <w:rPr>
-          <w:sz w:val="20"/>
-        </w:rPr>
-        <w:t xml:space="preserve">- Attention ! Abreuvoir / Mangeoire a été revendu à 6000 Fcfa qui est relativement élevé par rapport aux autres prix de revente observés dans cette zone. Prière de corriger ou de confirmer avec le QG. </w:t>
-        <w:br/>
-        <w:t>- Attention ! Hache/pioche a été revendu à 4500 Fcfa qui est relativement élevé par rapport aux autres prix de revente observés dans cette zone. Prière de corriger ou de confirmer avec le QG.</w:t>
       </w:r>
     </w:p>
     <w:p>
@@ -6305,13 +6240,9 @@
         <w:rPr>
           <w:sz w:val="20"/>
         </w:rPr>
-        <w:t xml:space="preserve">- Attention ! Le nombre de jours que AWA NDIAYE a travaillés par mois semble être inférieur à 15. Veuillez, s'il vous plaît, confirmer cette information. </w:t>
+        <w:t xml:space="preserve">- || Avertissement!!! AMINATA NDIAYE enquêté dans l'emploi principale n'a pas declaré son salaire prière de fournir plus d'effort pour lui demander son salire, vous pouvez utiliser des stratégies pour faire une estimation ou demander des conseils au QG. Avertissement!!! AMINATA NDIAYE enquêté dans l'emploi principale n'a pas declaré son revenu prière de fournir plus d'effort pour lui demander son revenu, vous pouvez utiliser des stratégies pour faire une estimation ou demander des conseils au QG. </w:t>
         <w:br/>
-        <w:t xml:space="preserve">- Attention ! Le nombre de jours que NDEYE FATOU DIAGNE a travaillés par mois semble être inférieur à 15. Veuillez, s'il vous plaît, confirmer cette information. Avertissement!!! NDEYE FATOU DIAGNE est un Directeurs et gérants, restauration qui travaille dans Entreprise Privée et a declaré comme catégorie socioprofessionnelle Stagiaire ou  Apprenti non rénuméré , prière de vérifier cette information de catégorie socioprofessionnelle auprès de l'enquêté (e) ou confirmer avec le QG. </w:t>
-        <w:br/>
-        <w:t xml:space="preserve">- Attention ! Le nombre de jours que SAFIETOU NDIAYE a travaillés par mois semble être inférieur à 15. Veuillez, s'il vous plaît, confirmer cette information. </w:t>
-        <w:br/>
-        <w:t>- Avertissement!!! AMINATA NDIAYE enquêté dans l'emploi principale n'a pas declaré son salaire prière de fournir plus d'effort pour lui demander son salire, vous pouvez utiliser des stratégies pour faire une estimation ou demander des conseils au QG. Avertissement!!! AMINATA NDIAYE enquêté dans l'emploi principale n'a pas declaré son revenu prière de fournir plus d'effort pour lui demander son revenu, vous pouvez utiliser des stratégies pour faire une estimation ou demander des conseils au QG.</w:t>
+        <w:t>- Avertissement!!! NDEYE FATOU DIAGNE est un Directeurs et gérants, restauration qui travaille dans Entreprise Privée et a declaré comme catégorie socioprofessionnelle Stagiaire ou  Apprenti non rénuméré , prière de vérifier cette information de catégorie socioprofessionnelle auprès de l'enquêté (e) ou confirmer avec le QG.</w:t>
       </w:r>
     </w:p>
     <w:p>
@@ -6359,7 +6290,7 @@
         <w:rPr>
           <w:sz w:val="20"/>
         </w:rPr>
-        <w:t>- Attention ! Le prix unitaire d'achat (200 Fcfa) de Choux en Morceau (Portion) (Petit) est relativement élevé par rapport aux autres prix observés dans cette zone. Prière de corriger ou de confirmer avec le QG. Attention ! Le prix unitaire d'achat (300 Fcfa) de Silure séché en Morceau (Portion) (Petit) est relativement élevé par rapport aux autres prix observés dans cette zone. Prière de corriger ou de confirmer avec le QG. Le prix d'achat unitaire (500 Fcfa) de Riz importé parfumé en Sac (25 Kg) de taille taille unique est très faible, prière de regarder les reponses prises dans les questions s07bq07a s07bq07b s07bq07c s07bq08 pour mieux corriger.</w:t>
+        <w:t>- Attention ! Le prix unitaire d'achat (100 Fcfa) de Gombo frais en Pièce (Petit) est relativement élevé par rapport aux autres prix observés dans cette zone. Prière de corriger ou de confirmer avec le QG. Attention ! Le prix unitaire d'achat (100 Fcfa) de Moutarde en Sachets industriel (Petit) est relativement élevé par rapport aux autres prix observés dans cette zone. Prière de corriger ou de confirmer avec le QG. Attention ! Le prix unitaire d'achat (100 Fcfa) de Piment frais en Pièce (Petit) est relativement élevé par rapport aux autres prix observés dans cette zone. Prière de corriger ou de confirmer avec le QG. Attention ! Le prix unitaire d'achat (100 Fcfa) de Piment séché en Sachets (Petit) est relativement élevé par rapport aux autres prix observés dans cette zone. Prière de corriger ou de confirmer avec le QG. Attention ! Le prix unitaire d'achat (100 Fcfa) de Poivre en Sachets (Petit) est relativement élevé par rapport aux autres prix observés dans cette zone. Prière de corriger ou de confirmer avec le QG. Attention ! Le prix unitaire d'achat (150 Fcfa) de Concentré de tomate en Sachets industriel (Petit) est relativement élevé par rapport aux autres prix observés dans cette zone. Prière de corriger ou de confirmer avec le QG. Attention ! Le prix unitaire d'achat (150 Fcfa) de Courge en Morceau (Portion) (Petit) est relativement élevé par rapport aux autres prix observés dans cette zone. Prière de corriger ou de confirmer avec le QG. Attention ! Le prix unitaire d'achat (150 Fcfa) de Farine de blé locale ou importée en Sachets (Petit) est relativement élevé par rapport aux autres prix observés dans cette zone. Prière de corriger ou de confirmer avec le QG. Attention ! Le prix unitaire d'achat (200 Fcfa) de Autres condiments (persil, céléri, etc.) en Tas (Petit) est relativement élevé par rapport aux autres prix observés dans cette zone. Prière de corriger ou de confirmer avec le QG. Attention ! Le prix unitaire d'achat (200 Fcfa) de Carotte en Pièce (Petit) est relativement élevé par rapport aux autres prix observés dans cette zone. Prière de corriger ou de confirmer avec le QG. Attention ! Le prix unitaire d'achat (200 Fcfa) de Choux en Morceau (Portion) (Petit) est relativement élevé par rapport aux autres prix observés dans cette zone. Prière de corriger ou de confirmer avec le QG. Attention ! Le prix unitaire d'achat (200 Fcfa) de Feuilles de  Haricot en Tas (Petit) est relativement élevé par rapport aux autres prix observés dans cette zone. Prière de corriger ou de confirmer avec le QG. Attention ! Le prix unitaire d'achat (200 Fcfa) de Manioc en tubercules en Pièce (Petit) est relativement élevé par rapport aux autres prix observés dans cette zone. Prière de corriger ou de confirmer avec le QG. Attention ! Le prix unitaire d'achat (200 Fcfa) de Tomate fraîche en Sachets (Petit) est relativement élevé par rapport aux autres prix observés dans cette zone. Prière de corriger ou de confirmer avec le QG. Attention ! Le prix unitaire d'achat (300 Fcfa) de Silure séché en Morceau (Portion) (Petit) est relativement élevé par rapport aux autres prix observés dans cette zone. Prière de corriger ou de confirmer avec le QG. Attention ! Le prix unitaire d'achat (50 Fcfa) de Citron en Pièce (Petit) est relativement élevé par rapport aux autres prix observés dans cette zone. Prière de corriger ou de confirmer avec le QG. Le prix d'achat unitaire (500 Fcfa) de Riz importé parfumé en Sac (25 Kg) de taille taille unique est très faible, prière de regarder les reponses prises dans les questions s07bq07a s07bq07b s07bq07c s07bq08 pour mieux corriger.</w:t>
       </w:r>
     </w:p>
     <w:p>
@@ -6892,28 +6823,7 @@
         <w:rPr>
           <w:sz w:val="20"/>
         </w:rPr>
-        <w:t>- Le prix d'achat unitaire (1 Fcfa) de Piment séché en Sachets de taille Petit  est invraisemblable, prière de regarder les reponses prises dans les questions s07bq07a s07bq07b s07bq07c s07bq08 pour mieux corriger.</w:t>
-      </w:r>
-    </w:p>
-    <w:p>
-      <w:r>
-        <w:rPr>
-          <w:b/>
-          <w:color w:val="4672C4"/>
-          <w:sz w:val="22"/>
-        </w:rPr>
-        <w:t>&gt;&gt; Section9b - Depenses non-alimentaires - 7 jours</w:t>
-      </w:r>
-    </w:p>
-    <w:p>
-      <w:pPr>
-        <w:ind w:left="283"/>
-      </w:pPr>
-      <w:r>
-        <w:rPr>
-          <w:sz w:val="20"/>
-        </w:rPr>
-        <w:t>- Il est difficile d'avoir un ménage qui n'a effectué aucune des dépenses mentionnées au cours de 7 derniers jours, prière de revoir la section 9B pour ce ménage.</w:t>
+        <w:t>- Attention ! Le prix unitaire d'achat (100 Fcfa) de Poivre en Sachets (Petit) est relativement élevé par rapport aux autres prix observés dans cette zone. Prière de corriger ou de confirmer avec le QG. Attention ! Le prix unitaire d'achat (1000 Fcfa) de Mâchoiron Frais en Tas (Petit) est relativement élevé par rapport aux autres prix observés dans cette zone. Prière de corriger ou de confirmer avec le QG. Attention ! Le prix unitaire d'achat (150 Fcfa) de Concentré de tomate en Sachets industriel (Petit) est relativement élevé par rapport aux autres prix observés dans cette zone. Prière de corriger ou de confirmer avec le QG. Attention ! Le prix unitaire d'achat (200 Fcfa) de Carpe séchée en Morceau (Portion) (Petit) est relativement élevé par rapport aux autres prix observés dans cette zone. Prière de corriger ou de confirmer avec le QG. Attention ! Le prix unitaire d'achat (2000 Fcfa) de Huile de palme brute en Litre (taille unique) est relativement élevé par rapport aux autres prix observés dans cette zone. Prière de corriger ou de confirmer avec le QG. Attention ! Le prix unitaire d'achat (3700 Fcfa) de Lait en poudre en Kg (taille unique) est relativement élevé par rapport aux autres prix observés dans cette zone. Prière de corriger ou de confirmer avec le QG. Attention ! Le prix unitaire d'achat (4000 Fcfa) de Chocolat pâte à tartiner en Pot (Moyen) est relativement élevé par rapport aux autres prix observés dans cette zone. Prière de corriger ou de confirmer avec le QG. Attention ! Le prix unitaire d'achat (460 Fcfa) de Huile de soja  en Litre (taille unique) est relativement faible par rapport aux autres prix observés dans cette zone. Prière de corriger ou de confirmer avec le QG. Attention ! Le prix unitaire d'achat (9999 Fcfa) de Poisson frais type 8 en Pièce (Moyen) est relativement élevé par rapport aux autres prix observés dans cette zone. Prière de corriger ou de confirmer avec le QG. Le prix d'achat unitaire (1 Fcfa) de Piment séché en Sachets de taille Petit  est invraisemblable, prière de regarder les reponses prises dans les questions s07bq07a s07bq07b s07bq07c s07bq08 pour mieux corriger.</w:t>
       </w:r>
     </w:p>
     <w:p>
@@ -6935,48 +6845,6 @@
           <w:sz w:val="20"/>
         </w:rPr>
         <w:t>- Avertissement!! Le ménage (vit en milieu urbain) se débarrasse de ses ordures ménagères soit par le Dépotoir sauvage, brûle et enterre, prière de corriger ou confirmer avec le QG.</w:t>
-      </w:r>
-    </w:p>
-    <w:p>
-      <w:r>
-        <w:rPr>
-          <w:b/>
-          <w:color w:val="4672C4"/>
-          <w:sz w:val="22"/>
-        </w:rPr>
-        <w:t>&gt;&gt; Section13b - Transferta emis</w:t>
-      </w:r>
-    </w:p>
-    <w:p>
-      <w:pPr>
-        <w:ind w:left="283"/>
-      </w:pPr>
-      <w:r>
-        <w:rPr>
-          <w:sz w:val="20"/>
-        </w:rPr>
-        <w:t>- L'âge du béneficiaire d'argent dans la section 13b (Transfert emis) semble incoherent voir élévé, prière de verifier ou corriger.</w:t>
-      </w:r>
-    </w:p>
-    <w:p>
-      <w:r>
-        <w:rPr>
-          <w:b/>
-          <w:color w:val="4672C4"/>
-          <w:sz w:val="22"/>
-        </w:rPr>
-        <w:t>&gt;&gt; Section14 - Chocs</w:t>
-      </w:r>
-    </w:p>
-    <w:p>
-      <w:pPr>
-        <w:ind w:left="283"/>
-      </w:pPr>
-      <w:r>
-        <w:rPr>
-          <w:sz w:val="20"/>
-        </w:rPr>
-        <w:t>- Avertissement!! Le ménage n'a été négativement affecté par aucun des problèmes donnés dans la section 14. Confirmez vous cette information avec le QG?</w:t>
       </w:r>
     </w:p>
     <w:p>
